--- a/docs/ТП.docx
+++ b/docs/ТП.docx
@@ -158,10 +158,7 @@
         <w:t>Рисун</w:t>
       </w:r>
       <w:r>
-        <w:t>ок 3.1.</w:t>
-      </w:r>
-      <w:r>
-        <w:t>1</w:t>
+        <w:t>ок 3.1.1</w:t>
       </w:r>
       <w:r>
         <w:t>. Диаграмм</w:t>
@@ -173,28 +170,18 @@
         <w:t xml:space="preserve"> программных классов</w:t>
       </w:r>
       <w:r>
-        <w:t xml:space="preserve"> подсистемы «</w:t>
-      </w:r>
-      <w:r>
-        <w:t>Публичная часть и каталог</w:t>
-      </w:r>
-      <w:r>
-        <w:t>».</w:t>
-      </w:r>
-    </w:p>
-    <w:p>
-      <w:pPr>
-        <w:pStyle w:val="a7"/>
-      </w:pPr>
-    </w:p>
-    <w:p>
-      <w:pPr>
-        <w:pStyle w:val="a7"/>
-      </w:pPr>
-    </w:p>
-    <w:p>
-      <w:pPr>
-        <w:pStyle w:val="a7"/>
+        <w:t xml:space="preserve"> подсистемы «Публичная часть и каталог».</w:t>
+      </w:r>
+    </w:p>
+    <w:p>
+      <w:pPr>
+        <w:pStyle w:val="a7"/>
+      </w:pPr>
+    </w:p>
+    <w:p>
+      <w:pPr>
+        <w:pStyle w:val="a7"/>
+        <w:jc w:val="left"/>
       </w:pPr>
     </w:p>
     <w:p>
@@ -310,10 +297,7 @@
         <w:t>Рисун</w:t>
       </w:r>
       <w:r>
-        <w:t>ок 3.1.</w:t>
-      </w:r>
-      <w:r>
-        <w:t>2</w:t>
+        <w:t>ок 3.1.2</w:t>
       </w:r>
       <w:r>
         <w:t>. Диаграмм</w:t>
@@ -325,13 +309,7 @@
         <w:t xml:space="preserve"> программных классов</w:t>
       </w:r>
       <w:r>
-        <w:t xml:space="preserve"> подсистемы «</w:t>
-      </w:r>
-      <w:r>
-        <w:t>Регистрация и вход</w:t>
-      </w:r>
-      <w:r>
-        <w:t>».</w:t>
+        <w:t xml:space="preserve"> подсистемы «Регистрация и вход».</w:t>
       </w:r>
     </w:p>
     <w:p>
@@ -491,10 +469,7 @@
         <w:t>Рисун</w:t>
       </w:r>
       <w:r>
-        <w:t>ок 3.1.</w:t>
-      </w:r>
-      <w:r>
-        <w:t>3</w:t>
+        <w:t>ок 3.1.3</w:t>
       </w:r>
       <w:r>
         <w:t>. Диаграмм</w:t>
@@ -506,13 +481,7 @@
         <w:t xml:space="preserve"> программных классов</w:t>
       </w:r>
       <w:r>
-        <w:t xml:space="preserve"> подсистемы «</w:t>
-      </w:r>
-      <w:r>
-        <w:t>Профиль клиента</w:t>
-      </w:r>
-      <w:r>
-        <w:t>».</w:t>
+        <w:t xml:space="preserve"> подсистемы «Профиль клиента».</w:t>
       </w:r>
     </w:p>
     <w:p>
@@ -696,10 +665,7 @@
         <w:t>Рисун</w:t>
       </w:r>
       <w:r>
-        <w:t>ок 3.1.</w:t>
-      </w:r>
-      <w:r>
-        <w:t>4</w:t>
+        <w:t>ок 3.1.4</w:t>
       </w:r>
       <w:r>
         <w:t>. Диаграмм</w:t>
@@ -711,13 +677,7 @@
         <w:t xml:space="preserve"> программных классов</w:t>
       </w:r>
       <w:r>
-        <w:t xml:space="preserve"> подсистемы «</w:t>
-      </w:r>
-      <w:r>
-        <w:t>Корзина и избранное</w:t>
-      </w:r>
-      <w:r>
-        <w:t>».</w:t>
+        <w:t xml:space="preserve"> подсистемы «Корзина и избранное».</w:t>
       </w:r>
     </w:p>
     <w:p>
@@ -860,10 +820,7 @@
         <w:t xml:space="preserve">ок </w:t>
       </w:r>
       <w:r>
-        <w:t>3.1.</w:t>
-      </w:r>
-      <w:r>
-        <w:t>5</w:t>
+        <w:t>3.1.5</w:t>
       </w:r>
       <w:r>
         <w:t>. Диаграмм</w:t>
@@ -875,13 +832,7 @@
         <w:t xml:space="preserve"> программных классов</w:t>
       </w:r>
       <w:r>
-        <w:t xml:space="preserve"> подсистемы «</w:t>
-      </w:r>
-      <w:r>
-        <w:t>Оформление заказа</w:t>
-      </w:r>
-      <w:r>
-        <w:t>».</w:t>
+        <w:t xml:space="preserve"> подсистемы «Оформление заказа».</w:t>
       </w:r>
     </w:p>
     <w:p>
@@ -1024,10 +975,7 @@
         <w:t xml:space="preserve">ок </w:t>
       </w:r>
       <w:r>
-        <w:t>3.1.</w:t>
-      </w:r>
-      <w:r>
-        <w:t>6</w:t>
+        <w:t>3.1.6</w:t>
       </w:r>
       <w:r>
         <w:t>. Диаграмм</w:t>
@@ -1039,13 +987,7 @@
         <w:t xml:space="preserve"> программных классов</w:t>
       </w:r>
       <w:r>
-        <w:t xml:space="preserve"> подсистемы «</w:t>
-      </w:r>
-      <w:r>
-        <w:t>Скидки и промокоды</w:t>
-      </w:r>
-      <w:r>
-        <w:t>».</w:t>
+        <w:t xml:space="preserve"> подсистемы «Скидки и промокоды».</w:t>
       </w:r>
     </w:p>
     <w:p>
@@ -1176,10 +1118,7 @@
         <w:t xml:space="preserve"> </w:t>
       </w:r>
       <w:r>
-        <w:t>3.1.</w:t>
-      </w:r>
-      <w:r>
-        <w:t>7</w:t>
+        <w:t>3.1.7</w:t>
       </w:r>
       <w:r>
         <w:t>. Диаграмм</w:t>
@@ -1191,16 +1130,7 @@
         <w:t xml:space="preserve"> программных классов</w:t>
       </w:r>
       <w:r>
-        <w:t xml:space="preserve"> подсистемы «</w:t>
-      </w:r>
-      <w:r>
-        <w:t>Отзывы</w:t>
-      </w:r>
-      <w:r>
-        <w:t>»</w:t>
-      </w:r>
-      <w:r>
-        <w:t>.</w:t>
+        <w:t xml:space="preserve"> подсистемы «Отзывы».</w:t>
       </w:r>
     </w:p>
     <w:p>
@@ -1350,10 +1280,7 @@
         <w:t xml:space="preserve"> </w:t>
       </w:r>
       <w:r>
-        <w:t>3.1.</w:t>
-      </w:r>
-      <w:r>
-        <w:t>8</w:t>
+        <w:t>3.1.8</w:t>
       </w:r>
       <w:r>
         <w:t>. Диаграмм</w:t>
@@ -1365,16 +1292,7 @@
         <w:t xml:space="preserve"> программных классов</w:t>
       </w:r>
       <w:r>
-        <w:t xml:space="preserve"> подсистемы «</w:t>
-      </w:r>
-      <w:r>
-        <w:t>Доставка</w:t>
-      </w:r>
-      <w:r>
-        <w:t>»</w:t>
-      </w:r>
-      <w:r>
-        <w:t>.</w:t>
+        <w:t xml:space="preserve"> подсистемы «Доставка».</w:t>
       </w:r>
     </w:p>
     <w:p>
@@ -1529,10 +1447,7 @@
         <w:t xml:space="preserve"> программных классов</w:t>
       </w:r>
       <w:r>
-        <w:t xml:space="preserve"> подсистемы </w:t>
-      </w:r>
-      <w:r>
-        <w:t>«Администрирование»</w:t>
+        <w:t xml:space="preserve"> подсистемы «Администрирование»</w:t>
       </w:r>
     </w:p>
     <w:p>
@@ -1744,16 +1659,7 @@
         <w:t xml:space="preserve"> </w:t>
       </w:r>
       <w:r>
-        <w:t>3.</w:t>
-      </w:r>
-      <w:r>
-        <w:t>2</w:t>
-      </w:r>
-      <w:r>
-        <w:t>.</w:t>
-      </w:r>
-      <w:r>
-        <w:t>1</w:t>
+        <w:t>3.2.1</w:t>
       </w:r>
       <w:r>
         <w:t>. Диаграмм</w:t>
@@ -1771,19 +1677,7 @@
         <w:t xml:space="preserve"> </w:t>
       </w:r>
       <w:r>
-        <w:t xml:space="preserve">для </w:t>
-      </w:r>
-      <w:r>
-        <w:t>подсистемы «</w:t>
-      </w:r>
-      <w:r>
-        <w:t>Публичная часть и каталог</w:t>
-      </w:r>
-      <w:r>
-        <w:t>»</w:t>
-      </w:r>
-      <w:r>
-        <w:t>.</w:t>
+        <w:t>для подсистемы «Публичная часть и каталог».</w:t>
       </w:r>
     </w:p>
     <w:p>
@@ -1951,10 +1845,7 @@
         <w:t xml:space="preserve"> </w:t>
       </w:r>
       <w:r>
-        <w:t>3.2.</w:t>
-      </w:r>
-      <w:r>
-        <w:t>2</w:t>
+        <w:t>3.2.2</w:t>
       </w:r>
       <w:r>
         <w:t>. Диаграмм</w:t>
@@ -1972,13 +1863,7 @@
         <w:t xml:space="preserve"> </w:t>
       </w:r>
       <w:r>
-        <w:t>для подсистемы «</w:t>
-      </w:r>
-      <w:r>
-        <w:t>Регистрация и вход</w:t>
-      </w:r>
-      <w:r>
-        <w:t>».</w:t>
+        <w:t>для подсистемы «Регистрация и вход».</w:t>
       </w:r>
     </w:p>
     <w:p>
@@ -2169,10 +2054,7 @@
         <w:t xml:space="preserve"> </w:t>
       </w:r>
       <w:r>
-        <w:t>3.2.</w:t>
-      </w:r>
-      <w:r>
-        <w:t>3</w:t>
+        <w:t>3.2.3</w:t>
       </w:r>
       <w:r>
         <w:t>. Диаграмм</w:t>
@@ -2190,13 +2072,7 @@
         <w:t xml:space="preserve"> </w:t>
       </w:r>
       <w:r>
-        <w:t>для подсистемы «</w:t>
-      </w:r>
-      <w:r>
-        <w:t>Профиль клиента</w:t>
-      </w:r>
-      <w:r>
-        <w:t>».</w:t>
+        <w:t>для подсистемы «Профиль клиента».</w:t>
       </w:r>
     </w:p>
     <w:p>
@@ -2320,10 +2196,7 @@
         <w:t xml:space="preserve"> </w:t>
       </w:r>
       <w:r>
-        <w:t>3.2.</w:t>
-      </w:r>
-      <w:r>
-        <w:t>4</w:t>
+        <w:t>3.2.4</w:t>
       </w:r>
       <w:r>
         <w:t>. Диаграмм</w:t>
@@ -2341,13 +2214,7 @@
         <w:t xml:space="preserve"> </w:t>
       </w:r>
       <w:r>
-        <w:t>для подсистемы «</w:t>
-      </w:r>
-      <w:r>
-        <w:t>Корзина и избранное</w:t>
-      </w:r>
-      <w:r>
-        <w:t>».</w:t>
+        <w:t>для подсистемы «Корзина и избранное».</w:t>
       </w:r>
     </w:p>
     <w:p>
@@ -2476,10 +2343,7 @@
         <w:t xml:space="preserve"> </w:t>
       </w:r>
       <w:r>
-        <w:t>3.2.</w:t>
-      </w:r>
-      <w:r>
-        <w:t>5</w:t>
+        <w:t>3.2.5</w:t>
       </w:r>
       <w:r>
         <w:t>. Диаграмм</w:t>
@@ -2497,13 +2361,7 @@
         <w:t xml:space="preserve"> </w:t>
       </w:r>
       <w:r>
-        <w:t>для подсистемы «</w:t>
-      </w:r>
-      <w:r>
-        <w:t>Оформление заказа</w:t>
-      </w:r>
-      <w:r>
-        <w:t>».</w:t>
+        <w:t>для подсистемы «Оформление заказа».</w:t>
       </w:r>
     </w:p>
     <w:p>
@@ -2680,10 +2538,7 @@
         <w:t xml:space="preserve"> </w:t>
       </w:r>
       <w:r>
-        <w:t>3.2.</w:t>
-      </w:r>
-      <w:r>
-        <w:t>6</w:t>
+        <w:t>3.2.6</w:t>
       </w:r>
       <w:r>
         <w:t>. Диаграмм</w:t>
@@ -2701,19 +2556,13 @@
         <w:t xml:space="preserve"> </w:t>
       </w:r>
       <w:r>
-        <w:t>для подсистемы «</w:t>
-      </w:r>
-      <w:r>
-        <w:t>Скидки и про</w:t>
+        <w:t>для подсистемы «Скидки и про</w:t>
       </w:r>
       <w:r>
         <w:t>мо</w:t>
       </w:r>
       <w:r>
-        <w:t>коды</w:t>
-      </w:r>
-      <w:r>
-        <w:t>».</w:t>
+        <w:t>коды».</w:t>
       </w:r>
     </w:p>
     <w:p>
@@ -2847,10 +2696,7 @@
         <w:t xml:space="preserve"> </w:t>
       </w:r>
       <w:r>
-        <w:t>3.2.</w:t>
-      </w:r>
-      <w:r>
-        <w:t>7</w:t>
+        <w:t>3.2.7</w:t>
       </w:r>
       <w:r>
         <w:t>. Диаграмм</w:t>
@@ -2868,13 +2714,7 @@
         <w:t xml:space="preserve"> </w:t>
       </w:r>
       <w:r>
-        <w:t>для подсистемы «</w:t>
-      </w:r>
-      <w:r>
-        <w:t>Отзывы</w:t>
-      </w:r>
-      <w:r>
-        <w:t>».</w:t>
+        <w:t>для подсистемы «Отзывы».</w:t>
       </w:r>
     </w:p>
     <w:p>
@@ -3020,13 +2860,7 @@
         <w:t xml:space="preserve"> </w:t>
       </w:r>
       <w:r>
-        <w:t>для подсистемы «</w:t>
-      </w:r>
-      <w:r>
-        <w:t>Доставка</w:t>
-      </w:r>
-      <w:r>
-        <w:t>».</w:t>
+        <w:t>для подсистемы «Доставка».</w:t>
       </w:r>
     </w:p>
     <w:p>
@@ -3196,10 +3030,7 @@
         <w:t xml:space="preserve"> </w:t>
       </w:r>
       <w:r>
-        <w:t>3.2.</w:t>
-      </w:r>
-      <w:r>
-        <w:t>9</w:t>
+        <w:t>3.2.9</w:t>
       </w:r>
       <w:r>
         <w:t>. Диаграмм</w:t>
@@ -3217,13 +3048,7 @@
         <w:t xml:space="preserve"> </w:t>
       </w:r>
       <w:r>
-        <w:t>для подсистемы «</w:t>
-      </w:r>
-      <w:r>
-        <w:t>Администрирование</w:t>
-      </w:r>
-      <w:r>
-        <w:t>».</w:t>
+        <w:t>для подсистемы «Администрирование».</w:t>
       </w:r>
     </w:p>
     <w:p>
@@ -4869,6 +4694,7 @@
   <w:style w:type="character" w:default="1" w:styleId="a0">
     <w:name w:val="Default Paragraph Font"/>
     <w:uiPriority w:val="1"/>
+    <w:semiHidden/>
     <w:unhideWhenUsed/>
   </w:style>
   <w:style w:type="table" w:default="1" w:styleId="a1">

--- a/docs/ТП.docx
+++ b/docs/ТП.docx
@@ -1,6 +1,6 @@
 
 <file path=word/document.xml><?xml version="1.0" encoding="utf-8"?>
-<w:document xmlns:wpc="http://schemas.microsoft.com/office/word/2010/wordprocessingCanvas" xmlns:cx="http://schemas.microsoft.com/office/drawing/2014/chartex" xmlns:cx1="http://schemas.microsoft.com/office/drawing/2015/9/8/chartex" xmlns:cx2="http://schemas.microsoft.com/office/drawing/2015/10/21/chartex" xmlns:cx3="http://schemas.microsoft.com/office/drawing/2016/5/9/chartex" xmlns:cx4="http://schemas.microsoft.com/office/drawing/2016/5/10/chartex" xmlns:cx5="http://schemas.microsoft.com/office/drawing/2016/5/11/chartex" xmlns:cx6="http://schemas.microsoft.com/office/drawing/2016/5/12/chartex" xmlns:cx7="http://schemas.microsoft.com/office/drawing/2016/5/13/chartex" xmlns:cx8="http://schemas.microsoft.com/office/drawing/2016/5/14/chartex" xmlns:mc="http://schemas.openxmlformats.org/markup-compatibility/2006" xmlns:aink="http://schemas.microsoft.com/office/drawing/2016/ink" xmlns:am3d="http://schemas.microsoft.com/office/drawing/2017/model3d" xmlns:o="urn:schemas-microsoft-com:office:office" xmlns:r="http://schemas.openxmlformats.org/officeDocument/2006/relationships" xmlns:m="http://schemas.openxmlformats.org/officeDocument/2006/math" xmlns:v="urn:schemas-microsoft-com:vml" xmlns:wp14="http://schemas.microsoft.com/office/word/2010/wordprocessingDrawing" xmlns:wp="http://schemas.openxmlformats.org/drawingml/2006/wordprocessingDrawing" xmlns:w10="urn:schemas-microsoft-com:office:word" xmlns:w="http://schemas.openxmlformats.org/wordprocessingml/2006/main" xmlns:w14="http://schemas.microsoft.com/office/word/2010/wordml" xmlns:w15="http://schemas.microsoft.com/office/word/2012/wordml" xmlns:w16cex="http://schemas.microsoft.com/office/word/2018/wordml/cex" xmlns:w16cid="http://schemas.microsoft.com/office/word/2016/wordml/cid" xmlns:w16="http://schemas.microsoft.com/office/word/2018/wordml" xmlns:w16sdtdh="http://schemas.microsoft.com/office/word/2020/wordml/sdtdatahash" xmlns:w16se="http://schemas.microsoft.com/office/word/2015/wordml/symex" xmlns:wpg="http://schemas.microsoft.com/office/word/2010/wordprocessingGroup" xmlns:wpi="http://schemas.microsoft.com/office/word/2010/wordprocessingInk" xmlns:wne="http://schemas.microsoft.com/office/word/2006/wordml" xmlns:wps="http://schemas.microsoft.com/office/word/2010/wordprocessingShape" mc:Ignorable="w14 w15 w16se w16cid w16 w16cex w16sdtdh wp14">
+<w:document xmlns:wpc="http://schemas.microsoft.com/office/word/2010/wordprocessingCanvas" xmlns:cx="http://schemas.microsoft.com/office/drawing/2014/chartex" xmlns:cx1="http://schemas.microsoft.com/office/drawing/2015/9/8/chartex" xmlns:cx2="http://schemas.microsoft.com/office/drawing/2015/10/21/chartex" xmlns:cx3="http://schemas.microsoft.com/office/drawing/2016/5/9/chartex" xmlns:cx4="http://schemas.microsoft.com/office/drawing/2016/5/10/chartex" xmlns:cx5="http://schemas.microsoft.com/office/drawing/2016/5/11/chartex" xmlns:cx6="http://schemas.microsoft.com/office/drawing/2016/5/12/chartex" xmlns:cx7="http://schemas.microsoft.com/office/drawing/2016/5/13/chartex" xmlns:cx8="http://schemas.microsoft.com/office/drawing/2016/5/14/chartex" xmlns:mc="http://schemas.openxmlformats.org/markup-compatibility/2006" xmlns:aink="http://schemas.microsoft.com/office/drawing/2016/ink" xmlns:am3d="http://schemas.microsoft.com/office/drawing/2017/model3d" xmlns:o="urn:schemas-microsoft-com:office:office" xmlns:oel="http://schemas.microsoft.com/office/2019/extlst" xmlns:r="http://schemas.openxmlformats.org/officeDocument/2006/relationships" xmlns:m="http://schemas.openxmlformats.org/officeDocument/2006/math" xmlns:v="urn:schemas-microsoft-com:vml" xmlns:wp14="http://schemas.microsoft.com/office/word/2010/wordprocessingDrawing" xmlns:wp="http://schemas.openxmlformats.org/drawingml/2006/wordprocessingDrawing" xmlns:w10="urn:schemas-microsoft-com:office:word" xmlns:w="http://schemas.openxmlformats.org/wordprocessingml/2006/main" xmlns:w14="http://schemas.microsoft.com/office/word/2010/wordml" xmlns:w15="http://schemas.microsoft.com/office/word/2012/wordml" xmlns:w16cex="http://schemas.microsoft.com/office/word/2018/wordml/cex" xmlns:w16cid="http://schemas.microsoft.com/office/word/2016/wordml/cid" xmlns:w16="http://schemas.microsoft.com/office/word/2018/wordml" xmlns:w16sdtdh="http://schemas.microsoft.com/office/word/2020/wordml/sdtdatahash" xmlns:w16se="http://schemas.microsoft.com/office/word/2015/wordml/symex" xmlns:wpg="http://schemas.microsoft.com/office/word/2010/wordprocessingGroup" xmlns:wpi="http://schemas.microsoft.com/office/word/2010/wordprocessingInk" xmlns:wne="http://schemas.microsoft.com/office/word/2006/wordml" xmlns:wps="http://schemas.microsoft.com/office/word/2010/wordprocessingShape" mc:Ignorable="w14 w15 w16se w16cid w16 w16cex w16sdtdh wp14">
   <w:body>
     <w:p>
       <w:pPr>
@@ -907,15 +907,7 @@
       </w:r>
       <w:proofErr w:type="spellEnd"/>
       <w:r>
-        <w:t xml:space="preserve"> фиксирует факт использования </w:t>
-      </w:r>
-      <w:proofErr w:type="spellStart"/>
-      <w:r>
-        <w:t>промокода</w:t>
-      </w:r>
-      <w:proofErr w:type="spellEnd"/>
-      <w:r>
-        <w:t xml:space="preserve"> конкретным пользователем в конкретном заказе. Такая структура позволяет контролировать активность скидок, управлять кодами и вести учет использования промокодов.</w:t>
+        <w:t xml:space="preserve"> фиксирует факт использования промокода конкретным пользователем в конкретном заказе. Такая структура позволяет контролировать активность скидок, управлять кодами и вести учет использования промокодов.</w:t>
       </w:r>
     </w:p>
     <w:p>
@@ -2409,23 +2401,7 @@
       </w:r>
       <w:proofErr w:type="spellEnd"/>
       <w:r>
-        <w:t xml:space="preserve"> проверяется введенный промокод: существование, активность, период действия и ограничения использования. После проверки определяется дальнейший ход: при валидном </w:t>
-      </w:r>
-      <w:proofErr w:type="spellStart"/>
-      <w:r>
-        <w:t>промокоде</w:t>
-      </w:r>
-      <w:proofErr w:type="spellEnd"/>
-      <w:r>
-        <w:t xml:space="preserve"> или отсутствии </w:t>
-      </w:r>
-      <w:proofErr w:type="spellStart"/>
-      <w:r>
-        <w:t>промокода</w:t>
-      </w:r>
-      <w:proofErr w:type="spellEnd"/>
-      <w:r>
-        <w:t xml:space="preserve"> поток переходит к </w:t>
+        <w:t xml:space="preserve"> проверяется введенный промокод: существование, активность, период действия и ограничения использования. После проверки определяется дальнейший ход: при валидном промокоде или отсутствии промокода поток переходит к </w:t>
       </w:r>
       <w:proofErr w:type="spellStart"/>
       <w:r>
@@ -2441,15 +2417,7 @@
       </w:r>
       <w:proofErr w:type="spellEnd"/>
       <w:r>
-        <w:t xml:space="preserve"> </w:t>
-      </w:r>
-      <w:proofErr w:type="spellStart"/>
-      <w:r>
-        <w:t>промокоде</w:t>
-      </w:r>
-      <w:proofErr w:type="spellEnd"/>
-      <w:r>
-        <w:t xml:space="preserve"> система фиксирует результат без применения промо-льготы и переходит к итоговому состоянию результата. В </w:t>
+        <w:t xml:space="preserve"> промокоде система фиксирует результат без применения промо-льготы и переходит к итоговому состоянию результата. В </w:t>
       </w:r>
       <w:proofErr w:type="spellStart"/>
       <w:r>
@@ -2939,15 +2907,7 @@
       </w:r>
       <w:proofErr w:type="spellEnd"/>
       <w:r>
-        <w:t xml:space="preserve">, что отражает полноту администраторского контура: работа с заказами и статусами, управление скидками и </w:t>
-      </w:r>
-      <w:proofErr w:type="spellStart"/>
-      <w:r>
-        <w:t>промокодами</w:t>
-      </w:r>
-      <w:proofErr w:type="spellEnd"/>
-      <w:r>
-        <w:t xml:space="preserve">, модерация отзывов, а также управление пользователями и ролями. После прохождения цикла администратор может либо продолжить работу и запустить новый круг операций, либо завершить сеанс. При отсутствии прав на этапе </w:t>
+        <w:t xml:space="preserve">, что отражает полноту администраторского контура: работа с заказами и статусами, управление скидками и промокодами, модерация отзывов, а также управление пользователями и ролями. После прохождения цикла администратор может либо продолжить работу и запустить новый круг операций, либо завершить сеанс. При отсутствии прав на этапе </w:t>
       </w:r>
       <w:proofErr w:type="spellStart"/>
       <w:r>
@@ -3102,7 +3062,7 @@
       </w:pPr>
       <w:r>
         <w:drawing>
-          <wp:inline distT="0" distB="0" distL="0" distR="0" wp14:anchorId="5596AC20" wp14:editId="10562A16">
+          <wp:inline distT="0" distB="0" distL="0" distR="0" wp14:anchorId="5596AC20" wp14:editId="0023C20B">
             <wp:extent cx="3867690" cy="6592220"/>
             <wp:effectExtent l="0" t="0" r="0" b="0"/>
             <wp:docPr id="13" name="Рисунок 13"/>
@@ -4073,6 +4033,9 @@
     <w:p>
       <w:pPr>
         <w:pStyle w:val="a9"/>
+        <w:rPr>
+          <w:lang w:val="ru-RU"/>
+        </w:rPr>
       </w:pPr>
       <w:r>
         <w:lastRenderedPageBreak/>
@@ -4113,6 +4076,19 @@
         </w:drawing>
       </w:r>
     </w:p>
+    <w:p>
+      <w:pPr>
+        <w:pStyle w:val="a9"/>
+      </w:pPr>
+      <w:r>
+        <w:rPr>
+          <w:b/>
+          <w:bCs/>
+          <w:lang w:val="ru-RU"/>
+        </w:rPr>
+        <w:t>Рисунки 4.3.1 – 4.3.18 — Диаграммы состояний основных сущностей системы</w:t>
+      </w:r>
+    </w:p>
     <w:sectPr>
       <w:pgSz w:w="11906" w:h="16838"/>
       <w:pgMar w:top="1134" w:right="850" w:bottom="1134" w:left="1701" w:header="708" w:footer="708" w:gutter="0"/>
@@ -4124,7 +4100,7 @@
 </file>
 
 <file path=word/numbering.xml><?xml version="1.0" encoding="utf-8"?>
-<w:numbering xmlns:wpc="http://schemas.microsoft.com/office/word/2010/wordprocessingCanvas" xmlns:cx="http://schemas.microsoft.com/office/drawing/2014/chartex" xmlns:cx1="http://schemas.microsoft.com/office/drawing/2015/9/8/chartex" xmlns:cx2="http://schemas.microsoft.com/office/drawing/2015/10/21/chartex" xmlns:cx3="http://schemas.microsoft.com/office/drawing/2016/5/9/chartex" xmlns:cx4="http://schemas.microsoft.com/office/drawing/2016/5/10/chartex" xmlns:cx5="http://schemas.microsoft.com/office/drawing/2016/5/11/chartex" xmlns:cx6="http://schemas.microsoft.com/office/drawing/2016/5/12/chartex" xmlns:cx7="http://schemas.microsoft.com/office/drawing/2016/5/13/chartex" xmlns:cx8="http://schemas.microsoft.com/office/drawing/2016/5/14/chartex" xmlns:mc="http://schemas.openxmlformats.org/markup-compatibility/2006" xmlns:aink="http://schemas.microsoft.com/office/drawing/2016/ink" xmlns:am3d="http://schemas.microsoft.com/office/drawing/2017/model3d" xmlns:o="urn:schemas-microsoft-com:office:office" xmlns:r="http://schemas.openxmlformats.org/officeDocument/2006/relationships" xmlns:m="http://schemas.openxmlformats.org/officeDocument/2006/math" xmlns:v="urn:schemas-microsoft-com:vml" xmlns:wp14="http://schemas.microsoft.com/office/word/2010/wordprocessingDrawing" xmlns:wp="http://schemas.openxmlformats.org/drawingml/2006/wordprocessingDrawing" xmlns:w10="urn:schemas-microsoft-com:office:word" xmlns:w="http://schemas.openxmlformats.org/wordprocessingml/2006/main" xmlns:w14="http://schemas.microsoft.com/office/word/2010/wordml" xmlns:w15="http://schemas.microsoft.com/office/word/2012/wordml" xmlns:w16cex="http://schemas.microsoft.com/office/word/2018/wordml/cex" xmlns:w16cid="http://schemas.microsoft.com/office/word/2016/wordml/cid" xmlns:w16="http://schemas.microsoft.com/office/word/2018/wordml" xmlns:w16sdtdh="http://schemas.microsoft.com/office/word/2020/wordml/sdtdatahash" xmlns:w16se="http://schemas.microsoft.com/office/word/2015/wordml/symex" xmlns:wpg="http://schemas.microsoft.com/office/word/2010/wordprocessingGroup" xmlns:wpi="http://schemas.microsoft.com/office/word/2010/wordprocessingInk" xmlns:wne="http://schemas.microsoft.com/office/word/2006/wordml" xmlns:wps="http://schemas.microsoft.com/office/word/2010/wordprocessingShape" mc:Ignorable="w14 w15 w16se w16cid w16 w16cex w16sdtdh wp14">
+<w:numbering xmlns:wpc="http://schemas.microsoft.com/office/word/2010/wordprocessingCanvas" xmlns:cx="http://schemas.microsoft.com/office/drawing/2014/chartex" xmlns:cx1="http://schemas.microsoft.com/office/drawing/2015/9/8/chartex" xmlns:cx2="http://schemas.microsoft.com/office/drawing/2015/10/21/chartex" xmlns:cx3="http://schemas.microsoft.com/office/drawing/2016/5/9/chartex" xmlns:cx4="http://schemas.microsoft.com/office/drawing/2016/5/10/chartex" xmlns:cx5="http://schemas.microsoft.com/office/drawing/2016/5/11/chartex" xmlns:cx6="http://schemas.microsoft.com/office/drawing/2016/5/12/chartex" xmlns:cx7="http://schemas.microsoft.com/office/drawing/2016/5/13/chartex" xmlns:cx8="http://schemas.microsoft.com/office/drawing/2016/5/14/chartex" xmlns:mc="http://schemas.openxmlformats.org/markup-compatibility/2006" xmlns:aink="http://schemas.microsoft.com/office/drawing/2016/ink" xmlns:am3d="http://schemas.microsoft.com/office/drawing/2017/model3d" xmlns:o="urn:schemas-microsoft-com:office:office" xmlns:oel="http://schemas.microsoft.com/office/2019/extlst" xmlns:r="http://schemas.openxmlformats.org/officeDocument/2006/relationships" xmlns:m="http://schemas.openxmlformats.org/officeDocument/2006/math" xmlns:v="urn:schemas-microsoft-com:vml" xmlns:wp14="http://schemas.microsoft.com/office/word/2010/wordprocessingDrawing" xmlns:wp="http://schemas.openxmlformats.org/drawingml/2006/wordprocessingDrawing" xmlns:w10="urn:schemas-microsoft-com:office:word" xmlns:w="http://schemas.openxmlformats.org/wordprocessingml/2006/main" xmlns:w14="http://schemas.microsoft.com/office/word/2010/wordml" xmlns:w15="http://schemas.microsoft.com/office/word/2012/wordml" xmlns:w16cex="http://schemas.microsoft.com/office/word/2018/wordml/cex" xmlns:w16cid="http://schemas.microsoft.com/office/word/2016/wordml/cid" xmlns:w16="http://schemas.microsoft.com/office/word/2018/wordml" xmlns:w16sdtdh="http://schemas.microsoft.com/office/word/2020/wordml/sdtdatahash" xmlns:w16se="http://schemas.microsoft.com/office/word/2015/wordml/symex" xmlns:wpg="http://schemas.microsoft.com/office/word/2010/wordprocessingGroup" xmlns:wpi="http://schemas.microsoft.com/office/word/2010/wordprocessingInk" xmlns:wne="http://schemas.microsoft.com/office/word/2006/wordml" xmlns:wps="http://schemas.microsoft.com/office/word/2010/wordprocessingShape" mc:Ignorable="w14 w15 w16se w16cid w16 w16cex w16sdtdh wp14">
   <w:abstractNum w:abstractNumId="0" w15:restartNumberingAfterBreak="0">
     <w:nsid w:val="4E3D4886"/>
     <w:multiLevelType w:val="hybridMultilevel"/>
@@ -4239,10 +4215,10 @@
       </w:rPr>
     </w:lvl>
   </w:abstractNum>
-  <w:num w:numId="1">
+  <w:num w:numId="1" w16cid:durableId="1644191279">
     <w:abstractNumId w:val="0"/>
   </w:num>
-  <w:num w:numId="2">
+  <w:num w:numId="2" w16cid:durableId="2026439351">
     <w:abstractNumId w:val="0"/>
   </w:num>
 </w:numbering>
@@ -4694,7 +4670,6 @@
   <w:style w:type="character" w:default="1" w:styleId="a0">
     <w:name w:val="Default Paragraph Font"/>
     <w:uiPriority w:val="1"/>
-    <w:semiHidden/>
     <w:unhideWhenUsed/>
   </w:style>
   <w:style w:type="table" w:default="1" w:styleId="a1">
